--- a/prakt1/отчет/Практика_1_Console_Естифеев_АВТ-513.docx
+++ b/prakt1/отчет/Практика_1_Console_Естифеев_АВТ-513.docx
@@ -3754,16 +3754,14 @@
           <w:sz w:val="28"/>
           <w:szCs w:val="28"/>
         </w:rPr>
-        <w:t xml:space="preserve">Первая запись правой панели выделяется чёрным по голубому, включая разделители. Путь C:\NC над правой панелью имеет такой же фон. В нижней строке каждой панели приведены сведения о записи «..»: обозначение каталога, дата и время. Верхнее меню, подписи F1–F10, путь и время 08:30 </w:t>
-      </w:r>
-      <w:r>
-        <w:rPr>
-          <w:color w:val="000000"/>
-          <w:sz w:val="28"/>
-          <w:szCs w:val="28"/>
-        </w:rPr>
-        <w:lastRenderedPageBreak/>
-        <w:t xml:space="preserve">являются заранее подготовленной информацией. Первая буква каждого пункта меню жёлтая, остальные — чёрные; цифры функциональных клавиш выведены серым </w:t>
+        <w:t>Первая запись правой панели выделяется тёмно-синим по светло-голубому, включая разделители. Путь C:\NC над правой панелью и часы имеют такие же цвета. В нижней строке каждой панели приведены сведения о записи «..». Первая буква каждого пункта меню жёлтая, остальные — чёрные; цифры функциональных клавиш серые по чёрному, подписи — чёрные по бирюзовому.</w:t>
+      </w:r>
+      <w:r>
+        <w:rPr>
+          <w:color w:val="000000"/>
+          <w:sz w:val="28"/>
+          <w:szCs w:val="28"/>
+        </w:rPr>
       </w:r>
       <w:proofErr w:type="gramStart"/>
       <w:r>
@@ -3772,7 +3770,6 @@
           <w:sz w:val="28"/>
           <w:szCs w:val="28"/>
         </w:rPr>
-        <w:t>по чёрному</w:t>
       </w:r>
       <w:proofErr w:type="gramEnd"/>
       <w:r>
@@ -3781,7 +3778,6 @@
           <w:sz w:val="28"/>
           <w:szCs w:val="28"/>
         </w:rPr>
-        <w:t>, подписи — чёрным по бирюзовому.</w:t>
       </w:r>
     </w:p>
     <w:p>
@@ -4933,7 +4929,7 @@
           <w:sz w:val="28"/>
           <w:szCs w:val="28"/>
         </w:rPr>
-        <w:t xml:space="preserve">Методы изменения окна поддерживаются в Windows, поэтому вызываются только после </w:t>
+        <w:t>Методы изменения окна поддерживаются в Windows и вызываются после OperatingSystem.IsWindows. Вначале увеличивается буфер, затем задаются окно и буфер 80×25. На macOS используется фиксированная область 80×25. Профиль «Запустить.terminal» открывает отдельное окно 80×25 с классической палитрой: синий фон #0000A0, голубой текст #55FFFF, бирюзовое меню #00AAAA и жёлтые заголовки #FFFF00. Стандартный профиль Terminal не изменяется. Если окно слишком мало, программа выводит сообщение и завершается с кодом 1.</w:t>
       </w:r>
       <w:proofErr w:type="spellStart"/>
       <w:r>
@@ -4942,7 +4938,6 @@
           <w:sz w:val="28"/>
           <w:szCs w:val="28"/>
         </w:rPr>
-        <w:t>OperatingSystem.IsWindows</w:t>
       </w:r>
       <w:proofErr w:type="spellEnd"/>
       <w:r>
@@ -4951,7 +4946,6 @@
           <w:sz w:val="28"/>
           <w:szCs w:val="28"/>
         </w:rPr>
-        <w:t xml:space="preserve">. Вначале буфер увеличивается до размера не меньше текущего окна и 80×25, затем задаётся размер окна и окончательный размер буфера. На </w:t>
       </w:r>
       <w:proofErr w:type="spellStart"/>
       <w:r>
@@ -4960,7 +4954,6 @@
           <w:sz w:val="28"/>
           <w:szCs w:val="28"/>
         </w:rPr>
-        <w:t>macOS</w:t>
       </w:r>
       <w:proofErr w:type="spellEnd"/>
       <w:r>
@@ -4969,7 +4962,6 @@
           <w:sz w:val="28"/>
           <w:szCs w:val="28"/>
         </w:rPr>
-        <w:t xml:space="preserve"> используется фиксированная область 80×25 внутри терминала. Если при старте окно меньше требуемого, программа выводит сообщение и завершается с кодом 1; пользователь увеличивает окно и запускает её снова.</w:t>
       </w:r>
     </w:p>
     <w:p>
@@ -5217,7 +5209,7 @@
           <w:sz w:val="28"/>
           <w:szCs w:val="28"/>
         </w:rPr>
-        <w:t>Проект собран в конфигурации Release с .NET SDK 8.0.425: ошибок и предупреждений нет. Выполнен фактический запуск в терминале 80×25. Напечатанные символы и цвета сверены с подготовленными сведениями и разметкой 80×25. Результат показан на рисунке 2. Оттенки палитры ConsoleColor могут зависеть от темы терминала.</w:t>
+        <w:t>Проект собран с .NET SDK 8.0.425 в конфигурации Release без ошибок и предупреждений. Выполнен фактический запуск в псевдотерминале 80×25; проверены координаты, символы и коды ConsoleColor. На рисунке 2 приведён скриншот эмулятора терминала xterm с этим выводом и классической палитрой, совпадающей с настройками прилагаемого профиля macOS. Для защиты на Mac программа запускается двойным щелчком по «Запустить.terminal».</w:t>
       </w:r>
       <w:proofErr w:type="spellStart"/>
       <w:r>
@@ -5276,7 +5268,7 @@
       <w:r>
         <w:drawing>
           <wp:inline distT="0" distB="0" distL="0" distR="0" wp14:anchorId="7F3D37CF" wp14:editId="1EFAD879">
-            <wp:extent cx="5941060" cy="3940175"/>
+            <wp:extent cx="5941060" cy="3701595"/>
             <wp:effectExtent l="0" t="0" r="2540" b="0"/>
             <wp:docPr id="2034400258" name="Рисунок 1"/>
             <wp:cNvGraphicFramePr>
@@ -5298,7 +5290,7 @@
                   <pic:spPr>
                     <a:xfrm>
                       <a:off x="0" y="0"/>
-                      <a:ext cx="5941060" cy="3940175"/>
+                      <a:ext cx="5941060" cy="3701595"/>
                     </a:xfrm>
                     <a:prstGeom prst="rect">
                       <a:avLst/>
@@ -5322,7 +5314,7 @@
           <w:sz w:val="28"/>
           <w:szCs w:val="28"/>
         </w:rPr>
-        <w:t>Рисунок 2 — Результат работы программы</w:t>
+        <w:t>Рисунок 2 — Результат работы в классической палитре Norton Commander</w:t>
       </w:r>
     </w:p>
     <w:p>
@@ -6201,7 +6193,7 @@
           <w:sz w:val="28"/>
           <w:szCs w:val="28"/>
         </w:rPr>
-        <w:t>В архив NortonCommanderConsole_Практика_1.zip включены один исходный файл приложения Program.cs, файл проекта .csproj, настройки сборки без внешних пакетов, инструкция, файл запуска и отдельный проект Verification. Также приложена краткая памятка с порядком объяснения программы. Полный код приложения и проверок приведён в разделе 4 и совпадает с исходниками архива.</w:t>
+        <w:t>Для передачи исходников подготовлен «Практика_1_Исходники.zip»: Program.cs, файл проекта .csproj и NuGet.Config; без файлов запуска и результатов сборки. Полный комплект NortonCommanderConsole_Практика_1.zip дополнительно содержит отчёт, инструкции, профиль «Запустить.terminal» и проект Verification. Код приложения и проверок приведён в разделе 4 и совпадает с передаваемыми файлами.</w:t>
       </w:r>
       <w:proofErr w:type="spellStart"/>
       <w:r>
@@ -9906,6 +9898,46 @@
           <w:sz w:val="16"/>
           <w:szCs w:val="16"/>
         </w:rPr>
+        <w:t>// Палитра Norton: синие панели, голубые рамки, жёлтые заголовки.</w:t>
+      </w:r>
+    </w:p>
+    <w:p>
+      <w:pPr>
+        <w:keepNext w:val="0"/>
+        <w:widowControl w:val="0"/>
+        <w:spacing w:line="200" w:lineRule="auto"/>
+        <w:rPr>
+          <w:rFonts w:ascii="Courier New" w:eastAsia="Courier New" w:hAnsi="Courier New" w:cs="Courier New"/>
+          <w:sz w:val="16"/>
+          <w:szCs w:val="16"/>
+        </w:rPr>
+      </w:pPr>
+      <w:r>
+        <w:rPr>
+          <w:rFonts w:ascii="Courier New" w:eastAsia="Courier New" w:hAnsi="Courier New" w:cs="Courier New"/>
+          <w:sz w:val="16"/>
+          <w:szCs w:val="16"/>
+        </w:rPr>
+        <w:t>// На Mac профиль «Запустить.terminal» задаёт точные оттенки этих ConsoleColor.</w:t>
+      </w:r>
+    </w:p>
+    <w:p>
+      <w:pPr>
+        <w:keepNext w:val="0"/>
+        <w:widowControl w:val="0"/>
+        <w:spacing w:line="200" w:lineRule="auto"/>
+        <w:rPr>
+          <w:rFonts w:ascii="Courier New" w:eastAsia="Courier New" w:hAnsi="Courier New" w:cs="Courier New"/>
+          <w:sz w:val="16"/>
+          <w:szCs w:val="16"/>
+        </w:rPr>
+      </w:pPr>
+      <w:r>
+        <w:rPr>
+          <w:rFonts w:ascii="Courier New" w:eastAsia="Courier New" w:hAnsi="Courier New" w:cs="Courier New"/>
+          <w:sz w:val="16"/>
+          <w:szCs w:val="16"/>
+        </w:rPr>
         <w:t>public class Commander</w:t>
       </w:r>
     </w:p>
@@ -10986,7 +11018,7 @@
           <w:sz w:val="16"/>
           <w:szCs w:val="16"/>
         </w:rPr>
-        <w:t xml:space="preserve">        WriteAt(75, 0, "08:30", ConsoleColor.Black, ConsoleColor.Cyan);</w:t>
+        <w:t xml:space="preserve">        WriteAt(75, 0, "08:30", ConsoleColor.DarkBlue, ConsoleColor.Cyan);</w:t>
       </w:r>
     </w:p>
     <w:p>
@@ -11526,7 +11558,7 @@
           <w:sz w:val="16"/>
           <w:szCs w:val="16"/>
         </w:rPr>
-        <w:t xml:space="preserve">            ConsoleColor fg = i == 0 ? ConsoleColor.Black : FileColor(file);</w:t>
+        <w:t xml:space="preserve">            ConsoleColor fg = i == 0 ? ConsoleColor.DarkBlue : FileColor(file);</w:t>
       </w:r>
     </w:p>
     <w:p>
@@ -12786,7 +12818,7 @@
           <w:sz w:val="16"/>
           <w:szCs w:val="16"/>
         </w:rPr>
-        <w:t xml:space="preserve">                ConsoleColor.Black, ConsoleColor.Cyan);</w:t>
+        <w:t xml:space="preserve">                ConsoleColor.DarkBlue, ConsoleColor.Cyan);</w:t>
       </w:r>
     </w:p>
     <w:p>

--- a/prakt1/отчет/Практика_1_Console_Естифеев_АВТ-513.docx
+++ b/prakt1/отчет/Практика_1_Console_Естифеев_АВТ-513.docx
@@ -4929,7 +4929,7 @@
           <w:sz w:val="28"/>
           <w:szCs w:val="28"/>
         </w:rPr>
-        <w:t>Методы изменения окна поддерживаются в Windows и вызываются после OperatingSystem.IsWindows. Вначале увеличивается буфер, затем задаются окно и буфер 80×25. На macOS используется фиксированная область 80×25. Профиль «Запустить.terminal» открывает отдельное окно 80×25 с классической палитрой: синий фон #0000A0, голубой текст #55FFFF, бирюзовое меню #00AAAA и жёлтые заголовки #FFFF00. Стандартный профиль Terminal не изменяется. Если окно слишком мало, программа выводит сообщение и завершается с кодом 1.</w:t>
+        <w:t>Методы изменения окна поддерживаются в Windows и вызываются после OperatingSystem.IsWindows. Вначале увеличивается буфер, затем задаются окно и буфер 80×25. На macOS используется область 80×25. В WriteAt после свойств ConsoleColor на системах, отличных от Windows, передаются номера стандартной палитры 256 цветов: фон 19 (#0000AF), голубой текст 87 (#5FFFFF), меню 37 (#00AFAF), заголовки 226 (#FFFF00). Это сохраняет оттенки при смене темы Terminal или VS Code. «Запустить.command» работает в одном окне, а профиль «Запустить.terminal» дополнительно задаёт размер 80×25. Если окно слишком мало, программа выводит сообщение и завершается с кодом 1.</w:t>
       </w:r>
       <w:proofErr w:type="spellStart"/>
       <w:r>
@@ -5209,7 +5209,7 @@
           <w:sz w:val="28"/>
           <w:szCs w:val="28"/>
         </w:rPr>
-        <w:t>Проект собран с .NET SDK 8.0.425 в конфигурации Release без ошибок и предупреждений. Выполнен фактический запуск в псевдотерминале 80×25; проверены координаты, символы и коды ConsoleColor. На рисунке 2 приведён скриншот эмулятора терминала xterm с этим выводом и классической палитрой, совпадающей с настройками прилагаемого профиля macOS. Для защиты на Mac программа запускается двойным щелчком по «Запустить.terminal».</w:t>
+        <w:t>Проект собран с .NET SDK 8.0.425 в конфигурации Release без ошибок и предупреждений. Выполнен фактический запуск в псевдотерминале 80×25; проверены координаты, символы, коды ConsoleColor и номера фиксированной палитры. На рисунке 2 приведён скриншот эмулятора терминала xterm с реальным выводом программы. Проверено совпадение всех 2000 символов экрана с текстовым результатом. На Mac запуск выполняется через «Запустить.command» или «Запустить.terminal».</w:t>
       </w:r>
       <w:proofErr w:type="spellStart"/>
       <w:r>
@@ -9918,7 +9918,7 @@
           <w:sz w:val="16"/>
           <w:szCs w:val="16"/>
         </w:rPr>
-        <w:t>// На Mac профиль «Запустить.terminal» задаёт точные оттенки этих ConsoleColor.</w:t>
+        <w:t>// На Mac и в VS Code оттенки закреплены в WriteAt, чтобы тема их не меняла.</w:t>
       </w:r>
     </w:p>
     <w:p>
@@ -13179,6 +13179,166 @@
           <w:szCs w:val="16"/>
         </w:rPr>
         <w:t xml:space="preserve">        Console.BackgroundColor = background;</w:t>
+      </w:r>
+    </w:p>
+    <w:p>
+      <w:pPr>
+        <w:keepNext w:val="0"/>
+        <w:widowControl w:val="0"/>
+        <w:spacing w:line="200" w:lineRule="auto"/>
+        <w:rPr>
+          <w:rFonts w:ascii="Courier New" w:eastAsia="Courier New" w:hAnsi="Courier New" w:cs="Courier New"/>
+          <w:sz w:val="16"/>
+          <w:szCs w:val="16"/>
+        </w:rPr>
+      </w:pPr>
+      <w:r>
+        <w:rPr>
+          <w:rFonts w:ascii="Courier New" w:eastAsia="Courier New" w:hAnsi="Courier New" w:cs="Courier New"/>
+          <w:sz w:val="16"/>
+          <w:szCs w:val="16"/>
+        </w:rPr>
+        <w:t xml:space="preserve">        if (!OperatingSystem.IsWindows())</w:t>
+      </w:r>
+    </w:p>
+    <w:p>
+      <w:pPr>
+        <w:keepNext w:val="0"/>
+        <w:widowControl w:val="0"/>
+        <w:spacing w:line="200" w:lineRule="auto"/>
+        <w:rPr>
+          <w:rFonts w:ascii="Courier New" w:eastAsia="Courier New" w:hAnsi="Courier New" w:cs="Courier New"/>
+          <w:sz w:val="16"/>
+          <w:szCs w:val="16"/>
+        </w:rPr>
+      </w:pPr>
+      <w:r>
+        <w:rPr>
+          <w:rFonts w:ascii="Courier New" w:eastAsia="Courier New" w:hAnsi="Courier New" w:cs="Courier New"/>
+          <w:sz w:val="16"/>
+          <w:szCs w:val="16"/>
+        </w:rPr>
+        <w:t xml:space="preserve">        {</w:t>
+      </w:r>
+    </w:p>
+    <w:p>
+      <w:pPr>
+        <w:keepNext w:val="0"/>
+        <w:widowControl w:val="0"/>
+        <w:spacing w:line="200" w:lineRule="auto"/>
+        <w:rPr>
+          <w:rFonts w:ascii="Courier New" w:eastAsia="Courier New" w:hAnsi="Courier New" w:cs="Courier New"/>
+          <w:sz w:val="16"/>
+          <w:szCs w:val="16"/>
+        </w:rPr>
+      </w:pPr>
+      <w:r>
+        <w:rPr>
+          <w:rFonts w:ascii="Courier New" w:eastAsia="Courier New" w:hAnsi="Courier New" w:cs="Courier New"/>
+          <w:sz w:val="16"/>
+          <w:szCs w:val="16"/>
+        </w:rPr>
+        <w:t xml:space="preserve">            // Номера стандартной палитры 256 цветов не зависят от темы терминала.</w:t>
+      </w:r>
+    </w:p>
+    <w:p>
+      <w:pPr>
+        <w:keepNext w:val="0"/>
+        <w:widowControl w:val="0"/>
+        <w:spacing w:line="200" w:lineRule="auto"/>
+        <w:rPr>
+          <w:rFonts w:ascii="Courier New" w:eastAsia="Courier New" w:hAnsi="Courier New" w:cs="Courier New"/>
+          <w:sz w:val="16"/>
+          <w:szCs w:val="16"/>
+        </w:rPr>
+      </w:pPr>
+      <w:r>
+        <w:rPr>
+          <w:rFonts w:ascii="Courier New" w:eastAsia="Courier New" w:hAnsi="Courier New" w:cs="Courier New"/>
+          <w:sz w:val="16"/>
+          <w:szCs w:val="16"/>
+        </w:rPr>
+        <w:t xml:space="preserve">            int[] colors = { 16, 19, 34, 37, 124, 127, 136, 250,</w:t>
+      </w:r>
+    </w:p>
+    <w:p>
+      <w:pPr>
+        <w:keepNext w:val="0"/>
+        <w:widowControl w:val="0"/>
+        <w:spacing w:line="200" w:lineRule="auto"/>
+        <w:rPr>
+          <w:rFonts w:ascii="Courier New" w:eastAsia="Courier New" w:hAnsi="Courier New" w:cs="Courier New"/>
+          <w:sz w:val="16"/>
+          <w:szCs w:val="16"/>
+        </w:rPr>
+      </w:pPr>
+      <w:r>
+        <w:rPr>
+          <w:rFonts w:ascii="Courier New" w:eastAsia="Courier New" w:hAnsi="Courier New" w:cs="Courier New"/>
+          <w:sz w:val="16"/>
+          <w:szCs w:val="16"/>
+        </w:rPr>
+        <w:t xml:space="preserve">                244, 63, 83, 87, 203, 207, 226, 231 };</w:t>
+      </w:r>
+    </w:p>
+    <w:p>
+      <w:pPr>
+        <w:keepNext w:val="0"/>
+        <w:widowControl w:val="0"/>
+        <w:spacing w:line="200" w:lineRule="auto"/>
+        <w:rPr>
+          <w:rFonts w:ascii="Courier New" w:eastAsia="Courier New" w:hAnsi="Courier New" w:cs="Courier New"/>
+          <w:sz w:val="16"/>
+          <w:szCs w:val="16"/>
+        </w:rPr>
+      </w:pPr>
+      <w:r>
+        <w:rPr>
+          <w:rFonts w:ascii="Courier New" w:eastAsia="Courier New" w:hAnsi="Courier New" w:cs="Courier New"/>
+          <w:sz w:val="16"/>
+          <w:szCs w:val="16"/>
+        </w:rPr>
+        <w:t xml:space="preserve">            Console.Write($"\u001b[38;5;{colors[(int)foreground]};" +</w:t>
+      </w:r>
+    </w:p>
+    <w:p>
+      <w:pPr>
+        <w:keepNext w:val="0"/>
+        <w:widowControl w:val="0"/>
+        <w:spacing w:line="200" w:lineRule="auto"/>
+        <w:rPr>
+          <w:rFonts w:ascii="Courier New" w:eastAsia="Courier New" w:hAnsi="Courier New" w:cs="Courier New"/>
+          <w:sz w:val="16"/>
+          <w:szCs w:val="16"/>
+        </w:rPr>
+      </w:pPr>
+      <w:r>
+        <w:rPr>
+          <w:rFonts w:ascii="Courier New" w:eastAsia="Courier New" w:hAnsi="Courier New" w:cs="Courier New"/>
+          <w:sz w:val="16"/>
+          <w:szCs w:val="16"/>
+        </w:rPr>
+        <w:t xml:space="preserve">                $"48;5;{colors[(int)background]}m");</w:t>
+      </w:r>
+    </w:p>
+    <w:p>
+      <w:pPr>
+        <w:keepNext w:val="0"/>
+        <w:widowControl w:val="0"/>
+        <w:spacing w:line="200" w:lineRule="auto"/>
+        <w:rPr>
+          <w:rFonts w:ascii="Courier New" w:eastAsia="Courier New" w:hAnsi="Courier New" w:cs="Courier New"/>
+          <w:sz w:val="16"/>
+          <w:szCs w:val="16"/>
+        </w:rPr>
+      </w:pPr>
+      <w:r>
+        <w:rPr>
+          <w:rFonts w:ascii="Courier New" w:eastAsia="Courier New" w:hAnsi="Courier New" w:cs="Courier New"/>
+          <w:sz w:val="16"/>
+          <w:szCs w:val="16"/>
+        </w:rPr>
+        <w:t xml:space="preserve">        }</w:t>
       </w:r>
     </w:p>
     <w:p>
